--- a/templates/laudo/ficha_imovel.template.docx
+++ b/templates/laudo/ficha_imovel.template.docx
@@ -6251,7 +6251,7 @@
           <w:sz w:val="28"/>
           <w:szCs w:val="28"/>
         </w:rPr>
-        <w:t xml:space="preserve"> {{ descricao }}</w:t>
+        <w:t xml:space="preserve"> {{r descricao}}</w:t>
       </w:r>
     </w:p>
     <w:sectPr>
